--- a/Cursor AI_퀴즈 - 문제.docx
+++ b/Cursor AI_퀴즈 - 문제.docx
@@ -427,7 +427,7 @@
         <w:snapToGrid w:val="0"/>
         <w:spacing w:line="312" w:lineRule="auto"/>
         <w:rPr>
-          <w:rFonts w:ascii="나눔고딕" w:eastAsia="나눔고딕" w:hint="eastAsia"/>
+          <w:rFonts w:ascii="나눔고딕" w:eastAsia="나눔고딕"/>
           <w:shd w:val="clear" w:color="000000" w:fill="auto"/>
         </w:rPr>
       </w:pPr>
@@ -479,7 +479,7 @@
         <w:snapToGrid w:val="0"/>
         <w:spacing w:line="312" w:lineRule="auto"/>
         <w:rPr>
-          <w:rFonts w:ascii="나눔고딕" w:eastAsia="나눔고딕" w:hint="eastAsia"/>
+          <w:rFonts w:ascii="나눔고딕" w:eastAsia="나눔고딕"/>
           <w:shd w:val="clear" w:color="000000" w:fill="auto"/>
         </w:rPr>
       </w:pPr>
@@ -1849,868 +1849,42 @@
       <w:pPr>
         <w:pStyle w:val="a3"/>
       </w:pPr>
+      <w:r>
+        <w:rPr>
+          <w:b/>
+          <w:bCs/>
+        </w:rPr>
+        <w:t>[P] Persona (역할)</w:t>
+      </w:r>
+      <w:r>
+        <w:br/>
+        <w:t>당신은 10년차 Python 백엔드 개발자이며, 가독성·테스트 가능성·예외 처리를 중시합니다.</w:t>
+      </w:r>
+    </w:p>
+    <w:p>
+      <w:pPr>
+        <w:pStyle w:val="a3"/>
+      </w:pPr>
+      <w:r>
+        <w:rPr>
+          <w:b/>
+          <w:bCs/>
+        </w:rPr>
+        <w:lastRenderedPageBreak/>
+        <w:t>[C] Context (맥락)</w:t>
+      </w:r>
     </w:p>
     <w:p>
       <w:pPr>
         <w:pStyle w:val="a3"/>
         <w:numPr>
           <w:ilvl w:val="0"/>
-          <w:numId w:val="4"/>
+          <w:numId w:val="9"/>
         </w:numPr>
         <w:ind w:left="1160"/>
       </w:pPr>
-    </w:p>
-    <w:p>
-      <w:pPr>
-        <w:pStyle w:val="a3"/>
-      </w:pPr>
-      <w:r>
-        <w:t>언어 모델을 호출할 때 입력되는 텍스트를 ‘프롬프트＇라고 한다.(T/F 문제:10점)</w:t>
-      </w:r>
-    </w:p>
-    <w:p>
-      <w:pPr>
-        <w:pStyle w:val="a3"/>
-      </w:pPr>
-      <w:r>
-        <w:t>LLM 사용 사례로 옳지 않은 것을 고르시오.(사지선다: 5점)</w:t>
-      </w:r>
-    </w:p>
-    <w:p>
-      <w:pPr>
-        <w:pStyle w:val="a3"/>
-      </w:pPr>
-      <w:r>
-        <w:t xml:space="preserve">① ② </w:t>
-      </w:r>
-    </w:p>
-    <w:p>
-      <w:pPr>
-        <w:pStyle w:val="a3"/>
-      </w:pPr>
-      <w:r>
-        <w:t xml:space="preserve">정보 검색 컴퓨터 비전 </w:t>
-      </w:r>
-    </w:p>
-    <w:p>
-      <w:pPr>
-        <w:pStyle w:val="a3"/>
-      </w:pPr>
-      <w:r>
-        <w:t xml:space="preserve">③ ④ </w:t>
-      </w:r>
-    </w:p>
-    <w:p>
-      <w:pPr>
-        <w:pStyle w:val="a3"/>
-      </w:pPr>
-      <w:r>
-        <w:t>정서 분석 텍스트 생성</w:t>
-      </w:r>
-    </w:p>
-    <w:p>
-      <w:pPr>
-        <w:pStyle w:val="a3"/>
-      </w:pPr>
-      <w:r>
-        <w:rPr>
-          <w:b/>
-          <w:bCs/>
-        </w:rPr>
-        <w:t>정답: ② 컴퓨터 비전</w:t>
-      </w:r>
-    </w:p>
-    <w:p>
-      <w:pPr>
-        <w:pStyle w:val="a3"/>
-      </w:pPr>
-      <w:r>
-        <w:t>LLM(Large </w:t>
-      </w:r>
-      <w:r>
-        <w:rPr>
-          <w:b/>
-          <w:bCs/>
-        </w:rPr>
-        <w:t>Language</w:t>
-      </w:r>
-      <w:r>
-        <w:t> Model)의 대표적인 활용은 </w:t>
-      </w:r>
-      <w:r>
-        <w:rPr>
-          <w:b/>
-          <w:bCs/>
-        </w:rPr>
-        <w:t>텍스트</w:t>
-      </w:r>
-      <w:r>
-        <w:t>를 다루는 작업입니다.</w:t>
-      </w:r>
-    </w:p>
-    <w:tbl>
-      <w:tblPr>
-        <w:tblW w:w="0" w:type="auto"/>
-        <w:tblCellMar>
-          <w:top w:w="15" w:type="dxa"/>
-          <w:left w:w="15" w:type="dxa"/>
-          <w:bottom w:w="15" w:type="dxa"/>
-          <w:right w:w="15" w:type="dxa"/>
-        </w:tblCellMar>
-        <w:tblLook w:val="04A0" w:firstRow="1" w:lastRow="0" w:firstColumn="1" w:lastColumn="0" w:noHBand="0" w:noVBand="1"/>
-      </w:tblPr>
-      <w:tblGrid>
-        <w:gridCol w:w="2470"/>
-        <w:gridCol w:w="5004"/>
-      </w:tblGrid>
-      <w:tr>
-        <w:trPr>
-          <w:tblHeader/>
-        </w:trPr>
-        <w:tc>
-          <w:tcPr>
-            <w:tcW w:w="0" w:type="auto"/>
-            <w:noWrap/>
-            <w:tcMar>
-              <w:top w:w="75" w:type="dxa"/>
-              <w:left w:w="135" w:type="dxa"/>
-              <w:bottom w:w="75" w:type="dxa"/>
-              <w:right w:w="135" w:type="dxa"/>
-            </w:tcMar>
-            <w:hideMark/>
-          </w:tcPr>
-          <w:p>
-            <w:pPr>
-              <w:pStyle w:val="a3"/>
-              <w:rPr>
-                <w:b/>
-                <w:bCs/>
-              </w:rPr>
-            </w:pPr>
-            <w:r>
-              <w:rPr>
-                <w:b/>
-                <w:bCs/>
-              </w:rPr>
-              <w:t>보기</w:t>
-            </w:r>
-          </w:p>
-        </w:tc>
-        <w:tc>
-          <w:tcPr>
-            <w:tcW w:w="0" w:type="auto"/>
-            <w:tcBorders>
-              <w:right w:val="nil"/>
-            </w:tcBorders>
-            <w:noWrap/>
-            <w:tcMar>
-              <w:top w:w="75" w:type="dxa"/>
-              <w:left w:w="135" w:type="dxa"/>
-              <w:bottom w:w="75" w:type="dxa"/>
-              <w:right w:w="135" w:type="dxa"/>
-            </w:tcMar>
-            <w:hideMark/>
-          </w:tcPr>
-          <w:p>
-            <w:pPr>
-              <w:pStyle w:val="a3"/>
-              <w:rPr>
-                <w:b/>
-                <w:bCs/>
-              </w:rPr>
-            </w:pPr>
-            <w:r>
-              <w:rPr>
-                <w:b/>
-                <w:bCs/>
-              </w:rPr>
-              <w:t>LLM 활용</w:t>
-            </w:r>
-          </w:p>
-        </w:tc>
-      </w:tr>
-      <w:tr>
-        <w:tc>
-          <w:tcPr>
-            <w:tcW w:w="0" w:type="auto"/>
-            <w:tcMar>
-              <w:top w:w="75" w:type="dxa"/>
-              <w:left w:w="135" w:type="dxa"/>
-              <w:bottom w:w="75" w:type="dxa"/>
-              <w:right w:w="135" w:type="dxa"/>
-            </w:tcMar>
-            <w:hideMark/>
-          </w:tcPr>
-          <w:p>
-            <w:pPr>
-              <w:pStyle w:val="a3"/>
-            </w:pPr>
-            <w:r>
-              <w:t>① 정보 검색</w:t>
-            </w:r>
-          </w:p>
-        </w:tc>
-        <w:tc>
-          <w:tcPr>
-            <w:tcW w:w="0" w:type="auto"/>
-            <w:tcBorders>
-              <w:right w:val="nil"/>
-            </w:tcBorders>
-            <w:tcMar>
-              <w:top w:w="75" w:type="dxa"/>
-              <w:left w:w="135" w:type="dxa"/>
-              <w:bottom w:w="75" w:type="dxa"/>
-              <w:right w:w="135" w:type="dxa"/>
-            </w:tcMar>
-            <w:hideMark/>
-          </w:tcPr>
-          <w:p>
-            <w:pPr>
-              <w:pStyle w:val="a3"/>
-            </w:pPr>
-            <w:r>
-              <w:t>○ (RAG, Q&amp;A, 문서 기반 검색 등)</w:t>
-            </w:r>
-          </w:p>
-        </w:tc>
-      </w:tr>
-      <w:tr>
-        <w:tc>
-          <w:tcPr>
-            <w:tcW w:w="0" w:type="auto"/>
-            <w:tcMar>
-              <w:top w:w="75" w:type="dxa"/>
-              <w:left w:w="135" w:type="dxa"/>
-              <w:bottom w:w="75" w:type="dxa"/>
-              <w:right w:w="135" w:type="dxa"/>
-            </w:tcMar>
-            <w:hideMark/>
-          </w:tcPr>
-          <w:p>
-            <w:pPr>
-              <w:pStyle w:val="a3"/>
-            </w:pPr>
-            <w:r>
-              <w:t>③ 정서 분석</w:t>
-            </w:r>
-          </w:p>
-        </w:tc>
-        <w:tc>
-          <w:tcPr>
-            <w:tcW w:w="0" w:type="auto"/>
-            <w:tcBorders>
-              <w:right w:val="nil"/>
-            </w:tcBorders>
-            <w:tcMar>
-              <w:top w:w="75" w:type="dxa"/>
-              <w:left w:w="135" w:type="dxa"/>
-              <w:bottom w:w="75" w:type="dxa"/>
-              <w:right w:w="135" w:type="dxa"/>
-            </w:tcMar>
-            <w:hideMark/>
-          </w:tcPr>
-          <w:p>
-            <w:pPr>
-              <w:pStyle w:val="a3"/>
-            </w:pPr>
-            <w:r>
-              <w:t>○ (텍스트 감성·의견 분류)</w:t>
-            </w:r>
-          </w:p>
-        </w:tc>
-      </w:tr>
-      <w:tr>
-        <w:tc>
-          <w:tcPr>
-            <w:tcW w:w="0" w:type="auto"/>
-            <w:tcMar>
-              <w:top w:w="75" w:type="dxa"/>
-              <w:left w:w="135" w:type="dxa"/>
-              <w:bottom w:w="75" w:type="dxa"/>
-              <w:right w:w="135" w:type="dxa"/>
-            </w:tcMar>
-            <w:hideMark/>
-          </w:tcPr>
-          <w:p>
-            <w:pPr>
-              <w:pStyle w:val="a3"/>
-            </w:pPr>
-            <w:r>
-              <w:t>④ 텍스트 생성</w:t>
-            </w:r>
-          </w:p>
-        </w:tc>
-        <w:tc>
-          <w:tcPr>
-            <w:tcW w:w="0" w:type="auto"/>
-            <w:tcBorders>
-              <w:right w:val="nil"/>
-            </w:tcBorders>
-            <w:tcMar>
-              <w:top w:w="75" w:type="dxa"/>
-              <w:left w:w="135" w:type="dxa"/>
-              <w:bottom w:w="75" w:type="dxa"/>
-              <w:right w:w="135" w:type="dxa"/>
-            </w:tcMar>
-            <w:hideMark/>
-          </w:tcPr>
-          <w:p>
-            <w:pPr>
-              <w:pStyle w:val="a3"/>
-            </w:pPr>
-            <w:r>
-              <w:t>○ (요약, 번역, 작성 등 핵심 용도)</w:t>
-            </w:r>
-          </w:p>
-        </w:tc>
-      </w:tr>
-      <w:tr>
-        <w:tc>
-          <w:tcPr>
-            <w:tcW w:w="0" w:type="auto"/>
-            <w:tcBorders>
-              <w:bottom w:val="nil"/>
-            </w:tcBorders>
-            <w:tcMar>
-              <w:top w:w="75" w:type="dxa"/>
-              <w:left w:w="135" w:type="dxa"/>
-              <w:bottom w:w="75" w:type="dxa"/>
-              <w:right w:w="135" w:type="dxa"/>
-            </w:tcMar>
-            <w:hideMark/>
-          </w:tcPr>
-          <w:p>
-            <w:pPr>
-              <w:pStyle w:val="a3"/>
-            </w:pPr>
-            <w:r>
-              <w:rPr>
-                <w:b/>
-                <w:bCs/>
-              </w:rPr>
-              <w:t>② 컴퓨터 비전</w:t>
-            </w:r>
-          </w:p>
-        </w:tc>
-        <w:tc>
-          <w:tcPr>
-            <w:tcW w:w="0" w:type="auto"/>
-            <w:tcBorders>
-              <w:bottom w:val="nil"/>
-              <w:right w:val="nil"/>
-            </w:tcBorders>
-            <w:tcMar>
-              <w:top w:w="75" w:type="dxa"/>
-              <w:left w:w="135" w:type="dxa"/>
-              <w:bottom w:w="75" w:type="dxa"/>
-              <w:right w:w="135" w:type="dxa"/>
-            </w:tcMar>
-            <w:hideMark/>
-          </w:tcPr>
-          <w:p>
-            <w:pPr>
-              <w:pStyle w:val="a3"/>
-            </w:pPr>
-            <w:r>
-              <w:rPr>
-                <w:b/>
-                <w:bCs/>
-              </w:rPr>
-              <w:t>×</w:t>
-            </w:r>
-            <w:r>
-              <w:t> (이미지·영상 처리는 CV 전문 모델 영역)</w:t>
-            </w:r>
-          </w:p>
-        </w:tc>
-      </w:tr>
-    </w:tbl>
-    <w:p>
-      <w:pPr>
-        <w:pStyle w:val="a3"/>
-      </w:pPr>
-      <w:r>
-        <w:t>컴퓨터 비전은 CNN, ViT, YOLO 등 </w:t>
-      </w:r>
-      <w:r>
-        <w:rPr>
-          <w:b/>
-          <w:bCs/>
-        </w:rPr>
-        <w:t>시각</w:t>
-      </w:r>
-      <w:r>
-        <w:t> 모델이 주로 담당합니다. 멀티모달 모델(GPT-4V 등)이 이미지를 다루기도 하지만, 시험에서는 “LLM의 전형적 사용 사례”와 구분해 </w:t>
-      </w:r>
-      <w:r>
-        <w:rPr>
-          <w:b/>
-          <w:bCs/>
-        </w:rPr>
-        <w:t>②</w:t>
-      </w:r>
-      <w:r>
-        <w:t>를 고르는 것이 일반적입니다.</w:t>
-      </w:r>
-    </w:p>
-    <w:p>
-      <w:pPr>
-        <w:pStyle w:val="a3"/>
-      </w:pPr>
-      <w:r>
-        <w:t>모델이 복잡한 문제를 단계별로 해결하도록 유도하는 기법으로, 모델의 프롬프트에 문제 해결 과정을 단계별로 나열하여 모델이 연산을 순차적으로 수행하도록 하는 것으로 옳은 것을 고르시오 .(사지선다: 5점)</w:t>
-      </w:r>
-    </w:p>
-    <w:p>
-      <w:pPr>
-        <w:pStyle w:val="a3"/>
-      </w:pPr>
-      <w:r>
-        <w:t>① ICL (In-Context Learning)</w:t>
-      </w:r>
-    </w:p>
-    <w:p>
-      <w:pPr>
-        <w:pStyle w:val="a3"/>
-      </w:pPr>
-      <w:r>
-        <w:t>② CoT (Chain of Thought)</w:t>
-      </w:r>
-    </w:p>
-    <w:p>
-      <w:pPr>
-        <w:pStyle w:val="a3"/>
-      </w:pPr>
-      <w:r>
-        <w:t>③ LangChain Expression Language(LCEL)</w:t>
-      </w:r>
-    </w:p>
-    <w:p>
-      <w:pPr>
-        <w:pStyle w:val="a3"/>
-      </w:pPr>
-      <w:r>
-        <w:t>④ PromptTemplate</w:t>
-      </w:r>
-    </w:p>
-    <w:p>
-      <w:pPr>
-        <w:pStyle w:val="a3"/>
-      </w:pPr>
-      <w:r>
-        <w:rPr>
-          <w:b/>
-          <w:bCs/>
-        </w:rPr>
-        <w:t>정답: ② CoT (Chain of Thought)</w:t>
-      </w:r>
-    </w:p>
-    <w:p>
-      <w:pPr>
-        <w:pStyle w:val="a3"/>
-      </w:pPr>
-      <w:r>
-        <w:lastRenderedPageBreak/>
-        <w:t>문제에서 말하는 것은 </w:t>
-      </w:r>
-      <w:r>
-        <w:rPr>
-          <w:b/>
-          <w:bCs/>
-        </w:rPr>
-        <w:t>중간 추론·해결 과정을 단계별로 드러내게 하는</w:t>
-      </w:r>
-      <w:r>
-        <w:t> 프롬프트 기법이며, 이에 해당하는 것이 </w:t>
-      </w:r>
-      <w:r>
-        <w:rPr>
-          <w:b/>
-          <w:bCs/>
-        </w:rPr>
-        <w:t>Chain-of-Thought(CoT)</w:t>
-      </w:r>
-      <w:r>
-        <w:t> 입니다.</w:t>
-      </w:r>
-    </w:p>
-    <w:tbl>
-      <w:tblPr>
-        <w:tblW w:w="0" w:type="auto"/>
-        <w:tblCellMar>
-          <w:top w:w="15" w:type="dxa"/>
-          <w:left w:w="15" w:type="dxa"/>
-          <w:bottom w:w="15" w:type="dxa"/>
-          <w:right w:w="15" w:type="dxa"/>
-        </w:tblCellMar>
-        <w:tblLook w:val="04A0" w:firstRow="1" w:lastRow="0" w:firstColumn="1" w:lastColumn="0" w:noHBand="0" w:noVBand="1"/>
-      </w:tblPr>
-      <w:tblGrid>
-        <w:gridCol w:w="2760"/>
-        <w:gridCol w:w="6266"/>
-      </w:tblGrid>
-      <w:tr>
-        <w:trPr>
-          <w:tblHeader/>
-        </w:trPr>
-        <w:tc>
-          <w:tcPr>
-            <w:tcW w:w="0" w:type="auto"/>
-            <w:noWrap/>
-            <w:tcMar>
-              <w:top w:w="75" w:type="dxa"/>
-              <w:left w:w="135" w:type="dxa"/>
-              <w:bottom w:w="75" w:type="dxa"/>
-              <w:right w:w="135" w:type="dxa"/>
-            </w:tcMar>
-            <w:hideMark/>
-          </w:tcPr>
-          <w:p>
-            <w:pPr>
-              <w:pStyle w:val="a3"/>
-              <w:rPr>
-                <w:b/>
-                <w:bCs/>
-              </w:rPr>
-            </w:pPr>
-            <w:r>
-              <w:rPr>
-                <w:b/>
-                <w:bCs/>
-              </w:rPr>
-              <w:t>보기</w:t>
-            </w:r>
-          </w:p>
-        </w:tc>
-        <w:tc>
-          <w:tcPr>
-            <w:tcW w:w="0" w:type="auto"/>
-            <w:tcBorders>
-              <w:right w:val="nil"/>
-            </w:tcBorders>
-            <w:noWrap/>
-            <w:tcMar>
-              <w:top w:w="75" w:type="dxa"/>
-              <w:left w:w="135" w:type="dxa"/>
-              <w:bottom w:w="75" w:type="dxa"/>
-              <w:right w:w="135" w:type="dxa"/>
-            </w:tcMar>
-            <w:hideMark/>
-          </w:tcPr>
-          <w:p>
-            <w:pPr>
-              <w:pStyle w:val="a3"/>
-              <w:rPr>
-                <w:b/>
-                <w:bCs/>
-              </w:rPr>
-            </w:pPr>
-            <w:r>
-              <w:rPr>
-                <w:b/>
-                <w:bCs/>
-              </w:rPr>
-              <w:t>설명</w:t>
-            </w:r>
-          </w:p>
-        </w:tc>
-      </w:tr>
-      <w:tr>
-        <w:tc>
-          <w:tcPr>
-            <w:tcW w:w="0" w:type="auto"/>
-            <w:tcMar>
-              <w:top w:w="75" w:type="dxa"/>
-              <w:left w:w="135" w:type="dxa"/>
-              <w:bottom w:w="75" w:type="dxa"/>
-              <w:right w:w="135" w:type="dxa"/>
-            </w:tcMar>
-            <w:hideMark/>
-          </w:tcPr>
-          <w:p>
-            <w:pPr>
-              <w:pStyle w:val="a3"/>
-            </w:pPr>
-            <w:r>
-              <w:t>① ICL</w:t>
-            </w:r>
-          </w:p>
-        </w:tc>
-        <w:tc>
-          <w:tcPr>
-            <w:tcW w:w="0" w:type="auto"/>
-            <w:tcBorders>
-              <w:right w:val="nil"/>
-            </w:tcBorders>
-            <w:tcMar>
-              <w:top w:w="75" w:type="dxa"/>
-              <w:left w:w="135" w:type="dxa"/>
-              <w:bottom w:w="75" w:type="dxa"/>
-              <w:right w:w="135" w:type="dxa"/>
-            </w:tcMar>
-            <w:hideMark/>
-          </w:tcPr>
-          <w:p>
-            <w:pPr>
-              <w:pStyle w:val="a3"/>
-            </w:pPr>
-            <w:r>
-              <w:t>프롬프트 안 </w:t>
-            </w:r>
-            <w:r>
-              <w:rPr>
-                <w:b/>
-                <w:bCs/>
-              </w:rPr>
-              <w:t>예시</w:t>
-            </w:r>
-            <w:r>
-              <w:t>로 작업 패턴을 유도 (단계별 추론 기법 자체는 아님)</w:t>
-            </w:r>
-          </w:p>
-        </w:tc>
-      </w:tr>
-      <w:tr>
-        <w:tc>
-          <w:tcPr>
-            <w:tcW w:w="0" w:type="auto"/>
-            <w:tcMar>
-              <w:top w:w="75" w:type="dxa"/>
-              <w:left w:w="135" w:type="dxa"/>
-              <w:bottom w:w="75" w:type="dxa"/>
-              <w:right w:w="135" w:type="dxa"/>
-            </w:tcMar>
-            <w:hideMark/>
-          </w:tcPr>
-          <w:p>
-            <w:pPr>
-              <w:pStyle w:val="a3"/>
-            </w:pPr>
-            <w:r>
-              <w:rPr>
-                <w:b/>
-                <w:bCs/>
-              </w:rPr>
-              <w:t>② CoT</w:t>
-            </w:r>
-          </w:p>
-        </w:tc>
-        <w:tc>
-          <w:tcPr>
-            <w:tcW w:w="0" w:type="auto"/>
-            <w:tcBorders>
-              <w:right w:val="nil"/>
-            </w:tcBorders>
-            <w:tcMar>
-              <w:top w:w="75" w:type="dxa"/>
-              <w:left w:w="135" w:type="dxa"/>
-              <w:bottom w:w="75" w:type="dxa"/>
-              <w:right w:w="135" w:type="dxa"/>
-            </w:tcMar>
-            <w:hideMark/>
-          </w:tcPr>
-          <w:p>
-            <w:pPr>
-              <w:pStyle w:val="a3"/>
-            </w:pPr>
-            <w:r>
-              <w:rPr>
-                <w:b/>
-                <w:bCs/>
-              </w:rPr>
-              <w:t>단계별 사고·연산</w:t>
-            </w:r>
-            <w:r>
-              <w:t xml:space="preserve">을 유도하는 기법 </w:t>
-            </w:r>
-            <w:r>
-              <w:rPr>
-                <w:rFonts w:ascii="MS Gothic" w:eastAsia="MS Gothic" w:hAnsi="MS Gothic" w:cs="MS Gothic" w:hint="eastAsia"/>
-              </w:rPr>
-              <w:t>✓</w:t>
-            </w:r>
-          </w:p>
-        </w:tc>
-      </w:tr>
-      <w:tr>
-        <w:tc>
-          <w:tcPr>
-            <w:tcW w:w="0" w:type="auto"/>
-            <w:tcMar>
-              <w:top w:w="75" w:type="dxa"/>
-              <w:left w:w="135" w:type="dxa"/>
-              <w:bottom w:w="75" w:type="dxa"/>
-              <w:right w:w="135" w:type="dxa"/>
-            </w:tcMar>
-            <w:hideMark/>
-          </w:tcPr>
-          <w:p>
-            <w:pPr>
-              <w:pStyle w:val="a3"/>
-            </w:pPr>
-            <w:r>
-              <w:t>③ LCEL</w:t>
-            </w:r>
-          </w:p>
-        </w:tc>
-        <w:tc>
-          <w:tcPr>
-            <w:tcW w:w="0" w:type="auto"/>
-            <w:tcBorders>
-              <w:right w:val="nil"/>
-            </w:tcBorders>
-            <w:tcMar>
-              <w:top w:w="75" w:type="dxa"/>
-              <w:left w:w="135" w:type="dxa"/>
-              <w:bottom w:w="75" w:type="dxa"/>
-              <w:right w:w="135" w:type="dxa"/>
-            </w:tcMar>
-            <w:hideMark/>
-          </w:tcPr>
-          <w:p>
-            <w:pPr>
-              <w:pStyle w:val="a3"/>
-            </w:pPr>
-            <w:r>
-              <w:t>LangChain에서 체인을 </w:t>
-            </w:r>
-            <w:r>
-              <w:rPr>
-                <w:b/>
-                <w:bCs/>
-              </w:rPr>
-              <w:t>구성·실행</w:t>
-            </w:r>
-            <w:r>
-              <w:t>하는 표현 언어</w:t>
-            </w:r>
-          </w:p>
-        </w:tc>
-      </w:tr>
-      <w:tr>
-        <w:tc>
-          <w:tcPr>
-            <w:tcW w:w="0" w:type="auto"/>
-            <w:tcBorders>
-              <w:bottom w:val="nil"/>
-            </w:tcBorders>
-            <w:tcMar>
-              <w:top w:w="75" w:type="dxa"/>
-              <w:left w:w="135" w:type="dxa"/>
-              <w:bottom w:w="75" w:type="dxa"/>
-              <w:right w:w="135" w:type="dxa"/>
-            </w:tcMar>
-            <w:hideMark/>
-          </w:tcPr>
-          <w:p>
-            <w:pPr>
-              <w:pStyle w:val="a3"/>
-            </w:pPr>
-            <w:r>
-              <w:t>④ PromptTemplate</w:t>
-            </w:r>
-          </w:p>
-        </w:tc>
-        <w:tc>
-          <w:tcPr>
-            <w:tcW w:w="0" w:type="auto"/>
-            <w:tcBorders>
-              <w:bottom w:val="nil"/>
-              <w:right w:val="nil"/>
-            </w:tcBorders>
-            <w:tcMar>
-              <w:top w:w="75" w:type="dxa"/>
-              <w:left w:w="135" w:type="dxa"/>
-              <w:bottom w:w="75" w:type="dxa"/>
-              <w:right w:w="135" w:type="dxa"/>
-            </w:tcMar>
-            <w:hideMark/>
-          </w:tcPr>
-          <w:p>
-            <w:pPr>
-              <w:pStyle w:val="a3"/>
-            </w:pPr>
-            <w:r>
-              <w:t>프롬프트 </w:t>
-            </w:r>
-            <w:r>
-              <w:rPr>
-                <w:b/>
-                <w:bCs/>
-              </w:rPr>
-              <w:t>문자열 템플릿</w:t>
-            </w:r>
-            <w:r>
-              <w:t>을 만드는 도구</w:t>
-            </w:r>
-          </w:p>
-        </w:tc>
-      </w:tr>
-    </w:tbl>
-    <w:p>
-      <w:pPr>
-        <w:pStyle w:val="a3"/>
-      </w:pPr>
-      <w:r>
-        <w:rPr>
-          <w:b/>
-          <w:bCs/>
-        </w:rPr>
-        <w:t>정답: ②</w:t>
-      </w:r>
-    </w:p>
-    <w:p>
-      <w:pPr>
-        <w:pStyle w:val="a3"/>
-      </w:pPr>
-      <w:r>
-        <w:t>왜 설계 의도는 코드에서 사라지는가? — Semantic Erosion(의미침식)에 대해 설명하고 해결할 수 있는 방법을 서술하시오. 강의 교재에 없는 내용이라도 제안할 수 있는 방법이 있다면 서술하셔도 괜찮습니다.(서술형 : 25점)</w:t>
-      </w:r>
-    </w:p>
-    <w:p>
-      <w:pPr>
-        <w:pStyle w:val="a3"/>
-      </w:pPr>
-      <w:r>
-        <w:t xml:space="preserve">최대한 간결하게 ( 5줄 내외 ) 답변을 작성해줘 </w:t>
-      </w:r>
-    </w:p>
-    <w:p>
-      <w:pPr>
-        <w:pStyle w:val="a3"/>
-      </w:pPr>
-      <w:r>
-        <w:rPr>
-          <w:b/>
-          <w:bCs/>
-        </w:rPr>
-        <w:t>의미침식(Semantic Erosion)</w:t>
-      </w:r>
-      <w:r>
-        <w:br/>
-        <w:t>코드는 “무엇을 하는가”만 남기 쉽고, “왜 그렇게 설계했는가”는 주석·이름·맥락이 리팩터·인수·급한 수정 과정에서 빠지며 </w:t>
-      </w:r>
-      <w:r>
-        <w:rPr>
-          <w:b/>
-          <w:bCs/>
-        </w:rPr>
-        <w:t>설계 의도가 문법·동작으로 대체</w:t>
-      </w:r>
-      <w:r>
-        <w:t>됩니다.</w:t>
-      </w:r>
-    </w:p>
-    <w:p>
-      <w:pPr>
-        <w:pStyle w:val="a3"/>
-      </w:pPr>
-      <w:r>
-        <w:rPr>
-          <w:b/>
-          <w:bCs/>
-        </w:rPr>
-        <w:t>해결 방향</w:t>
+      <w:r>
+        <w:t>Python 3.11, 표준 라이브러리만 사용</w:t>
       </w:r>
     </w:p>
     <w:p>
@@ -2718,19 +1892,12 @@
         <w:pStyle w:val="a3"/>
         <w:numPr>
           <w:ilvl w:val="0"/>
-          <w:numId w:val="5"/>
+          <w:numId w:val="9"/>
         </w:numPr>
         <w:ind w:left="1160"/>
       </w:pPr>
       <w:r>
-        <w:rPr>
-          <w:b/>
-          <w:bCs/>
-        </w:rPr>
-        <w:t>의도를 코드 밖에도 남기기</w:t>
-      </w:r>
-      <w:r>
-        <w:t>: ADR, “why” 중심 주석, 도메인 용어(유비쿼터스 언어)를 이름·API에 고정</w:t>
+        <w:t>reviews.csv (컬럼: text, rating)를 읽어 평균 평점과 긍·부정 키워드 빈도를 계산</w:t>
       </w:r>
     </w:p>
     <w:p>
@@ -2738,19 +1905,24 @@
         <w:pStyle w:val="a3"/>
         <w:numPr>
           <w:ilvl w:val="0"/>
-          <w:numId w:val="5"/>
+          <w:numId w:val="9"/>
         </w:numPr>
         <w:ind w:left="1160"/>
       </w:pPr>
       <w:r>
+        <w:t>파일 없음·빈 파일·잘못된 rating 값이 있을 수 있음</w:t>
+      </w:r>
+    </w:p>
+    <w:p>
+      <w:pPr>
+        <w:pStyle w:val="a3"/>
+      </w:pPr>
+      <w:r>
         <w:rPr>
           <w:b/>
           <w:bCs/>
         </w:rPr>
-        <w:t>의미를 실행 가능하게</w:t>
-      </w:r>
-      <w:r>
-        <w:t>: 의도를 반영한 테스트·타입·불변 규칙으로 “허용/금지”를 명시</w:t>
+        <w:t>[T] Task (작업)</w:t>
       </w:r>
     </w:p>
     <w:p>
@@ -2758,57 +1930,12 @@
         <w:pStyle w:val="a3"/>
         <w:numPr>
           <w:ilvl w:val="0"/>
-          <w:numId w:val="5"/>
+          <w:numId w:val="10"/>
         </w:numPr>
         <w:ind w:left="1160"/>
       </w:pPr>
       <w:r>
-        <w:rPr>
-          <w:b/>
-          <w:bCs/>
-        </w:rPr>
-        <w:t>변경 시 의미 복구</w:t>
-      </w:r>
-      <w:r>
-        <w:t>: 리뷰·리네이밍 규칙, 스펙/요구와 코드 추적(이슈–PR–모듈 링크), AI 보조 시에도 설계 문서·예시를 프롬프트에 넣어 환각·단순화를 막기</w:t>
-      </w:r>
-    </w:p>
-    <w:p>
-      <w:pPr>
-        <w:pStyle w:val="a3"/>
-      </w:pPr>
-      <w:r>
-        <w:t>'코드 짜줘'라는 프롬프트를 P-C-T-F 방식으로 다시 작성하시오.(서술형:25점)</w:t>
-      </w:r>
-    </w:p>
-    <w:p>
-      <w:pPr>
-        <w:pStyle w:val="a3"/>
-      </w:pPr>
-      <w:bookmarkStart w:id="0" w:name="_GoBack"/>
-      <w:bookmarkEnd w:id="0"/>
-      <w:r>
-        <w:rPr>
-          <w:b/>
-          <w:bCs/>
-        </w:rPr>
-        <w:t xml:space="preserve"> [P] Persona (역할)</w:t>
-      </w:r>
-      <w:r>
-        <w:br/>
-        <w:t>당신은 10년차 Python 백엔드 개발자이며, 가독성·테스트 가능성·예외 처리를 중시합니다.</w:t>
-      </w:r>
-    </w:p>
-    <w:p>
-      <w:pPr>
-        <w:pStyle w:val="a3"/>
-      </w:pPr>
-      <w:r>
-        <w:rPr>
-          <w:b/>
-          <w:bCs/>
-        </w:rPr>
-        <w:t>[C] Context (맥락)</w:t>
+        <w:t>CSV를 안전하게 로드하는 함수</w:t>
       </w:r>
     </w:p>
     <w:p>
@@ -2816,13 +1943,12 @@
         <w:pStyle w:val="a3"/>
         <w:numPr>
           <w:ilvl w:val="0"/>
-          <w:numId w:val="6"/>
+          <w:numId w:val="10"/>
         </w:numPr>
         <w:ind w:left="1160"/>
       </w:pPr>
       <w:r>
-        <w:lastRenderedPageBreak/>
-        <w:t>Python 3.11, 표준 라이브러리만 사용</w:t>
+        <w:t>평균 평점과 키워드 빈도를 반환하는 분석 함수</w:t>
       </w:r>
     </w:p>
     <w:p>
@@ -2830,12 +1956,24 @@
         <w:pStyle w:val="a3"/>
         <w:numPr>
           <w:ilvl w:val="0"/>
-          <w:numId w:val="6"/>
+          <w:numId w:val="10"/>
         </w:numPr>
         <w:ind w:left="1160"/>
       </w:pPr>
       <w:r>
-        <w:t>reviews.csv (컬럼: text, rating)를 읽어 평균 평점과 긍·부정 키워드 빈도를 계산</w:t>
+        <w:t>위 두 함수에 대한 pytest 단위 테스트</w:t>
+      </w:r>
+    </w:p>
+    <w:p>
+      <w:pPr>
+        <w:pStyle w:val="a3"/>
+      </w:pPr>
+      <w:r>
+        <w:rPr>
+          <w:b/>
+          <w:bCs/>
+        </w:rPr>
+        <w:t>[F] Format (출력 형식)</w:t>
       </w:r>
     </w:p>
     <w:p>
@@ -2843,24 +1981,12 @@
         <w:pStyle w:val="a3"/>
         <w:numPr>
           <w:ilvl w:val="0"/>
-          <w:numId w:val="6"/>
+          <w:numId w:val="11"/>
         </w:numPr>
         <w:ind w:left="1160"/>
       </w:pPr>
       <w:r>
-        <w:t>파일 없음·빈 파일·잘못된 rating 값이 있을 수 있음</w:t>
-      </w:r>
-    </w:p>
-    <w:p>
-      <w:pPr>
-        <w:pStyle w:val="a3"/>
-      </w:pPr>
-      <w:r>
-        <w:rPr>
-          <w:b/>
-          <w:bCs/>
-        </w:rPr>
-        <w:t>[T] Task (작업)</w:t>
+        <w:t>먼저 설계 요약(3줄 이내)</w:t>
       </w:r>
     </w:p>
     <w:p>
@@ -2868,12 +1994,12 @@
         <w:pStyle w:val="a3"/>
         <w:numPr>
           <w:ilvl w:val="0"/>
-          <w:numId w:val="7"/>
+          <w:numId w:val="11"/>
         </w:numPr>
         <w:ind w:left="1160"/>
       </w:pPr>
       <w:r>
-        <w:t>CSV를 안전하게 로드하는 함수</w:t>
+        <w:t>이어서 전체 코드(파일별: analyzer.py, test_analyzer.py)</w:t>
       </w:r>
     </w:p>
     <w:p>
@@ -2881,77 +2007,20 @@
         <w:pStyle w:val="a3"/>
         <w:numPr>
           <w:ilvl w:val="0"/>
-          <w:numId w:val="7"/>
+          <w:numId w:val="11"/>
         </w:numPr>
         <w:ind w:left="1160"/>
       </w:pPr>
       <w:r>
-        <w:t>평균 평점과 키워드 빈도를 반환하는 분석 함수</w:t>
+        <w:t>마지막에 실행 방법과 예시 입·출력 1개</w:t>
       </w:r>
     </w:p>
     <w:p>
       <w:pPr>
         <w:pStyle w:val="a3"/>
-        <w:numPr>
-          <w:ilvl w:val="0"/>
-          <w:numId w:val="7"/>
-        </w:numPr>
-        <w:ind w:left="1160"/>
-      </w:pPr>
-      <w:r>
-        <w:t>위 두 함수에 대한 pytest 단위 테스트</w:t>
-      </w:r>
-    </w:p>
-    <w:p>
-      <w:pPr>
-        <w:pStyle w:val="a3"/>
-      </w:pPr>
-      <w:r>
-        <w:rPr>
-          <w:b/>
-          <w:bCs/>
-        </w:rPr>
-        <w:t>[F] Format (출력 형식)</w:t>
-      </w:r>
-    </w:p>
-    <w:p>
-      <w:pPr>
-        <w:pStyle w:val="a3"/>
-        <w:numPr>
-          <w:ilvl w:val="0"/>
-          <w:numId w:val="8"/>
-        </w:numPr>
-        <w:ind w:left="1160"/>
-      </w:pPr>
-      <w:r>
-        <w:t>먼저 설계 요약(3줄 이내)</w:t>
-      </w:r>
-    </w:p>
-    <w:p>
-      <w:pPr>
-        <w:pStyle w:val="a3"/>
-        <w:numPr>
-          <w:ilvl w:val="0"/>
-          <w:numId w:val="8"/>
-        </w:numPr>
-        <w:ind w:left="1160"/>
-      </w:pPr>
-      <w:r>
-        <w:t>이어서 전체 코드(파일별: analyzer.py, test_analyzer.py)</w:t>
-      </w:r>
-    </w:p>
-    <w:p>
-      <w:pPr>
-        <w:pStyle w:val="a3"/>
-        <w:numPr>
-          <w:ilvl w:val="0"/>
-          <w:numId w:val="8"/>
-        </w:numPr>
-        <w:ind w:left="1160"/>
-      </w:pPr>
-      <w:r>
-        <w:t>마지막에 실행 방법과 예시 입·출력 1개</w:t>
-      </w:r>
+      </w:pPr>
+      <w:bookmarkStart w:id="0" w:name="_GoBack"/>
+      <w:bookmarkEnd w:id="0"/>
     </w:p>
     <w:p>
       <w:pPr>
@@ -3172,6 +2241,119 @@
     </w:lvl>
   </w:abstractNum>
   <w:abstractNum w:abstractNumId="1" w15:restartNumberingAfterBreak="0">
+    <w:nsid w:val="10205CDB"/>
+    <w:multiLevelType w:val="multilevel"/>
+    <w:tmpl w:val="E95E7550"/>
+    <w:lvl w:ilvl="0">
+      <w:start w:val="1"/>
+      <w:numFmt w:val="decimal"/>
+      <w:lvlText w:val="%1."/>
+      <w:lvlJc w:val="left"/>
+      <w:pPr>
+        <w:tabs>
+          <w:tab w:val="num" w:pos="720"/>
+        </w:tabs>
+        <w:ind w:left="720" w:hanging="360"/>
+      </w:pPr>
+    </w:lvl>
+    <w:lvl w:ilvl="1" w:tentative="1">
+      <w:start w:val="1"/>
+      <w:numFmt w:val="decimal"/>
+      <w:lvlText w:val="%2."/>
+      <w:lvlJc w:val="left"/>
+      <w:pPr>
+        <w:tabs>
+          <w:tab w:val="num" w:pos="1440"/>
+        </w:tabs>
+        <w:ind w:left="1440" w:hanging="360"/>
+      </w:pPr>
+    </w:lvl>
+    <w:lvl w:ilvl="2" w:tentative="1">
+      <w:start w:val="1"/>
+      <w:numFmt w:val="decimal"/>
+      <w:lvlText w:val="%3."/>
+      <w:lvlJc w:val="left"/>
+      <w:pPr>
+        <w:tabs>
+          <w:tab w:val="num" w:pos="2160"/>
+        </w:tabs>
+        <w:ind w:left="2160" w:hanging="360"/>
+      </w:pPr>
+    </w:lvl>
+    <w:lvl w:ilvl="3" w:tentative="1">
+      <w:start w:val="1"/>
+      <w:numFmt w:val="decimal"/>
+      <w:lvlText w:val="%4."/>
+      <w:lvlJc w:val="left"/>
+      <w:pPr>
+        <w:tabs>
+          <w:tab w:val="num" w:pos="2880"/>
+        </w:tabs>
+        <w:ind w:left="2880" w:hanging="360"/>
+      </w:pPr>
+    </w:lvl>
+    <w:lvl w:ilvl="4" w:tentative="1">
+      <w:start w:val="1"/>
+      <w:numFmt w:val="decimal"/>
+      <w:lvlText w:val="%5."/>
+      <w:lvlJc w:val="left"/>
+      <w:pPr>
+        <w:tabs>
+          <w:tab w:val="num" w:pos="3600"/>
+        </w:tabs>
+        <w:ind w:left="3600" w:hanging="360"/>
+      </w:pPr>
+    </w:lvl>
+    <w:lvl w:ilvl="5" w:tentative="1">
+      <w:start w:val="1"/>
+      <w:numFmt w:val="decimal"/>
+      <w:lvlText w:val="%6."/>
+      <w:lvlJc w:val="left"/>
+      <w:pPr>
+        <w:tabs>
+          <w:tab w:val="num" w:pos="4320"/>
+        </w:tabs>
+        <w:ind w:left="4320" w:hanging="360"/>
+      </w:pPr>
+    </w:lvl>
+    <w:lvl w:ilvl="6" w:tentative="1">
+      <w:start w:val="1"/>
+      <w:numFmt w:val="decimal"/>
+      <w:lvlText w:val="%7."/>
+      <w:lvlJc w:val="left"/>
+      <w:pPr>
+        <w:tabs>
+          <w:tab w:val="num" w:pos="5040"/>
+        </w:tabs>
+        <w:ind w:left="5040" w:hanging="360"/>
+      </w:pPr>
+    </w:lvl>
+    <w:lvl w:ilvl="7" w:tentative="1">
+      <w:start w:val="1"/>
+      <w:numFmt w:val="decimal"/>
+      <w:lvlText w:val="%8."/>
+      <w:lvlJc w:val="left"/>
+      <w:pPr>
+        <w:tabs>
+          <w:tab w:val="num" w:pos="5760"/>
+        </w:tabs>
+        <w:ind w:left="5760" w:hanging="360"/>
+      </w:pPr>
+    </w:lvl>
+    <w:lvl w:ilvl="8" w:tentative="1">
+      <w:start w:val="1"/>
+      <w:numFmt w:val="decimal"/>
+      <w:lvlText w:val="%9."/>
+      <w:lvlJc w:val="left"/>
+      <w:pPr>
+        <w:tabs>
+          <w:tab w:val="num" w:pos="6480"/>
+        </w:tabs>
+        <w:ind w:left="6480" w:hanging="360"/>
+      </w:pPr>
+    </w:lvl>
+  </w:abstractNum>
+  <w:abstractNum w:abstractNumId="2" w15:restartNumberingAfterBreak="0">
     <w:nsid w:val="14926602"/>
     <w:multiLevelType w:val="multilevel"/>
     <w:tmpl w:val="42CCF520"/>
@@ -3320,7 +2502,7 @@
       </w:rPr>
     </w:lvl>
   </w:abstractNum>
-  <w:abstractNum w:abstractNumId="2" w15:restartNumberingAfterBreak="0">
+  <w:abstractNum w:abstractNumId="3" w15:restartNumberingAfterBreak="0">
     <w:nsid w:val="184E1DCA"/>
     <w:multiLevelType w:val="multilevel"/>
     <w:tmpl w:val="F8F6B1FC"/>
@@ -3469,7 +2651,7 @@
       </w:rPr>
     </w:lvl>
   </w:abstractNum>
-  <w:abstractNum w:abstractNumId="3" w15:restartNumberingAfterBreak="0">
+  <w:abstractNum w:abstractNumId="4" w15:restartNumberingAfterBreak="0">
     <w:nsid w:val="19C96C20"/>
     <w:multiLevelType w:val="multilevel"/>
     <w:tmpl w:val="97D66088"/>
@@ -3618,7 +2800,7 @@
       </w:rPr>
     </w:lvl>
   </w:abstractNum>
-  <w:abstractNum w:abstractNumId="4" w15:restartNumberingAfterBreak="0">
+  <w:abstractNum w:abstractNumId="5" w15:restartNumberingAfterBreak="0">
     <w:nsid w:val="1C55219A"/>
     <w:multiLevelType w:val="hybridMultilevel"/>
     <w:tmpl w:val="6D7C937A"/>
@@ -3710,7 +2892,7 @@
       </w:pPr>
     </w:lvl>
   </w:abstractNum>
-  <w:abstractNum w:abstractNumId="5" w15:restartNumberingAfterBreak="0">
+  <w:abstractNum w:abstractNumId="6" w15:restartNumberingAfterBreak="0">
     <w:nsid w:val="22892AAA"/>
     <w:multiLevelType w:val="multilevel"/>
     <w:tmpl w:val="CA72EB84"/>
@@ -3859,7 +3041,7 @@
       </w:rPr>
     </w:lvl>
   </w:abstractNum>
-  <w:abstractNum w:abstractNumId="6" w15:restartNumberingAfterBreak="0">
+  <w:abstractNum w:abstractNumId="7" w15:restartNumberingAfterBreak="0">
     <w:nsid w:val="2D945424"/>
     <w:multiLevelType w:val="multilevel"/>
     <w:tmpl w:val="76365CF2"/>
@@ -3972,7 +3154,7 @@
       </w:pPr>
     </w:lvl>
   </w:abstractNum>
-  <w:abstractNum w:abstractNumId="7" w15:restartNumberingAfterBreak="0">
+  <w:abstractNum w:abstractNumId="8" w15:restartNumberingAfterBreak="0">
     <w:nsid w:val="4B901E66"/>
     <w:multiLevelType w:val="hybridMultilevel"/>
     <w:tmpl w:val="1C181A72"/>
@@ -4061,29 +3243,336 @@
       </w:pPr>
     </w:lvl>
   </w:abstractNum>
+  <w:abstractNum w:abstractNumId="9" w15:restartNumberingAfterBreak="0">
+    <w:nsid w:val="7078097D"/>
+    <w:multiLevelType w:val="multilevel"/>
+    <w:tmpl w:val="7402FDB2"/>
+    <w:lvl w:ilvl="0">
+      <w:start w:val="1"/>
+      <w:numFmt w:val="bullet"/>
+      <w:lvlText w:val=""/>
+      <w:lvlJc w:val="left"/>
+      <w:pPr>
+        <w:tabs>
+          <w:tab w:val="num" w:pos="720"/>
+        </w:tabs>
+        <w:ind w:left="720" w:hanging="360"/>
+      </w:pPr>
+      <w:rPr>
+        <w:rFonts w:ascii="Symbol" w:hAnsi="Symbol" w:hint="default"/>
+        <w:sz w:val="20"/>
+      </w:rPr>
+    </w:lvl>
+    <w:lvl w:ilvl="1" w:tentative="1">
+      <w:start w:val="1"/>
+      <w:numFmt w:val="bullet"/>
+      <w:lvlText w:val=""/>
+      <w:lvlJc w:val="left"/>
+      <w:pPr>
+        <w:tabs>
+          <w:tab w:val="num" w:pos="1440"/>
+        </w:tabs>
+        <w:ind w:left="1440" w:hanging="360"/>
+      </w:pPr>
+      <w:rPr>
+        <w:rFonts w:ascii="Symbol" w:hAnsi="Symbol" w:hint="default"/>
+        <w:sz w:val="20"/>
+      </w:rPr>
+    </w:lvl>
+    <w:lvl w:ilvl="2" w:tentative="1">
+      <w:start w:val="1"/>
+      <w:numFmt w:val="bullet"/>
+      <w:lvlText w:val=""/>
+      <w:lvlJc w:val="left"/>
+      <w:pPr>
+        <w:tabs>
+          <w:tab w:val="num" w:pos="2160"/>
+        </w:tabs>
+        <w:ind w:left="2160" w:hanging="360"/>
+      </w:pPr>
+      <w:rPr>
+        <w:rFonts w:ascii="Symbol" w:hAnsi="Symbol" w:hint="default"/>
+        <w:sz w:val="20"/>
+      </w:rPr>
+    </w:lvl>
+    <w:lvl w:ilvl="3" w:tentative="1">
+      <w:start w:val="1"/>
+      <w:numFmt w:val="bullet"/>
+      <w:lvlText w:val=""/>
+      <w:lvlJc w:val="left"/>
+      <w:pPr>
+        <w:tabs>
+          <w:tab w:val="num" w:pos="2880"/>
+        </w:tabs>
+        <w:ind w:left="2880" w:hanging="360"/>
+      </w:pPr>
+      <w:rPr>
+        <w:rFonts w:ascii="Symbol" w:hAnsi="Symbol" w:hint="default"/>
+        <w:sz w:val="20"/>
+      </w:rPr>
+    </w:lvl>
+    <w:lvl w:ilvl="4" w:tentative="1">
+      <w:start w:val="1"/>
+      <w:numFmt w:val="bullet"/>
+      <w:lvlText w:val=""/>
+      <w:lvlJc w:val="left"/>
+      <w:pPr>
+        <w:tabs>
+          <w:tab w:val="num" w:pos="3600"/>
+        </w:tabs>
+        <w:ind w:left="3600" w:hanging="360"/>
+      </w:pPr>
+      <w:rPr>
+        <w:rFonts w:ascii="Symbol" w:hAnsi="Symbol" w:hint="default"/>
+        <w:sz w:val="20"/>
+      </w:rPr>
+    </w:lvl>
+    <w:lvl w:ilvl="5" w:tentative="1">
+      <w:start w:val="1"/>
+      <w:numFmt w:val="bullet"/>
+      <w:lvlText w:val=""/>
+      <w:lvlJc w:val="left"/>
+      <w:pPr>
+        <w:tabs>
+          <w:tab w:val="num" w:pos="4320"/>
+        </w:tabs>
+        <w:ind w:left="4320" w:hanging="360"/>
+      </w:pPr>
+      <w:rPr>
+        <w:rFonts w:ascii="Symbol" w:hAnsi="Symbol" w:hint="default"/>
+        <w:sz w:val="20"/>
+      </w:rPr>
+    </w:lvl>
+    <w:lvl w:ilvl="6" w:tentative="1">
+      <w:start w:val="1"/>
+      <w:numFmt w:val="bullet"/>
+      <w:lvlText w:val=""/>
+      <w:lvlJc w:val="left"/>
+      <w:pPr>
+        <w:tabs>
+          <w:tab w:val="num" w:pos="5040"/>
+        </w:tabs>
+        <w:ind w:left="5040" w:hanging="360"/>
+      </w:pPr>
+      <w:rPr>
+        <w:rFonts w:ascii="Symbol" w:hAnsi="Symbol" w:hint="default"/>
+        <w:sz w:val="20"/>
+      </w:rPr>
+    </w:lvl>
+    <w:lvl w:ilvl="7" w:tentative="1">
+      <w:start w:val="1"/>
+      <w:numFmt w:val="bullet"/>
+      <w:lvlText w:val=""/>
+      <w:lvlJc w:val="left"/>
+      <w:pPr>
+        <w:tabs>
+          <w:tab w:val="num" w:pos="5760"/>
+        </w:tabs>
+        <w:ind w:left="5760" w:hanging="360"/>
+      </w:pPr>
+      <w:rPr>
+        <w:rFonts w:ascii="Symbol" w:hAnsi="Symbol" w:hint="default"/>
+        <w:sz w:val="20"/>
+      </w:rPr>
+    </w:lvl>
+    <w:lvl w:ilvl="8" w:tentative="1">
+      <w:start w:val="1"/>
+      <w:numFmt w:val="bullet"/>
+      <w:lvlText w:val=""/>
+      <w:lvlJc w:val="left"/>
+      <w:pPr>
+        <w:tabs>
+          <w:tab w:val="num" w:pos="6480"/>
+        </w:tabs>
+        <w:ind w:left="6480" w:hanging="360"/>
+      </w:pPr>
+      <w:rPr>
+        <w:rFonts w:ascii="Symbol" w:hAnsi="Symbol" w:hint="default"/>
+        <w:sz w:val="20"/>
+      </w:rPr>
+    </w:lvl>
+  </w:abstractNum>
+  <w:abstractNum w:abstractNumId="10" w15:restartNumberingAfterBreak="0">
+    <w:nsid w:val="78551756"/>
+    <w:multiLevelType w:val="multilevel"/>
+    <w:tmpl w:val="C464D946"/>
+    <w:lvl w:ilvl="0">
+      <w:start w:val="1"/>
+      <w:numFmt w:val="bullet"/>
+      <w:lvlText w:val=""/>
+      <w:lvlJc w:val="left"/>
+      <w:pPr>
+        <w:tabs>
+          <w:tab w:val="num" w:pos="720"/>
+        </w:tabs>
+        <w:ind w:left="720" w:hanging="360"/>
+      </w:pPr>
+      <w:rPr>
+        <w:rFonts w:ascii="Symbol" w:hAnsi="Symbol" w:hint="default"/>
+        <w:sz w:val="20"/>
+      </w:rPr>
+    </w:lvl>
+    <w:lvl w:ilvl="1" w:tentative="1">
+      <w:start w:val="1"/>
+      <w:numFmt w:val="bullet"/>
+      <w:lvlText w:val=""/>
+      <w:lvlJc w:val="left"/>
+      <w:pPr>
+        <w:tabs>
+          <w:tab w:val="num" w:pos="1440"/>
+        </w:tabs>
+        <w:ind w:left="1440" w:hanging="360"/>
+      </w:pPr>
+      <w:rPr>
+        <w:rFonts w:ascii="Symbol" w:hAnsi="Symbol" w:hint="default"/>
+        <w:sz w:val="20"/>
+      </w:rPr>
+    </w:lvl>
+    <w:lvl w:ilvl="2" w:tentative="1">
+      <w:start w:val="1"/>
+      <w:numFmt w:val="bullet"/>
+      <w:lvlText w:val=""/>
+      <w:lvlJc w:val="left"/>
+      <w:pPr>
+        <w:tabs>
+          <w:tab w:val="num" w:pos="2160"/>
+        </w:tabs>
+        <w:ind w:left="2160" w:hanging="360"/>
+      </w:pPr>
+      <w:rPr>
+        <w:rFonts w:ascii="Symbol" w:hAnsi="Symbol" w:hint="default"/>
+        <w:sz w:val="20"/>
+      </w:rPr>
+    </w:lvl>
+    <w:lvl w:ilvl="3" w:tentative="1">
+      <w:start w:val="1"/>
+      <w:numFmt w:val="bullet"/>
+      <w:lvlText w:val=""/>
+      <w:lvlJc w:val="left"/>
+      <w:pPr>
+        <w:tabs>
+          <w:tab w:val="num" w:pos="2880"/>
+        </w:tabs>
+        <w:ind w:left="2880" w:hanging="360"/>
+      </w:pPr>
+      <w:rPr>
+        <w:rFonts w:ascii="Symbol" w:hAnsi="Symbol" w:hint="default"/>
+        <w:sz w:val="20"/>
+      </w:rPr>
+    </w:lvl>
+    <w:lvl w:ilvl="4" w:tentative="1">
+      <w:start w:val="1"/>
+      <w:numFmt w:val="bullet"/>
+      <w:lvlText w:val=""/>
+      <w:lvlJc w:val="left"/>
+      <w:pPr>
+        <w:tabs>
+          <w:tab w:val="num" w:pos="3600"/>
+        </w:tabs>
+        <w:ind w:left="3600" w:hanging="360"/>
+      </w:pPr>
+      <w:rPr>
+        <w:rFonts w:ascii="Symbol" w:hAnsi="Symbol" w:hint="default"/>
+        <w:sz w:val="20"/>
+      </w:rPr>
+    </w:lvl>
+    <w:lvl w:ilvl="5" w:tentative="1">
+      <w:start w:val="1"/>
+      <w:numFmt w:val="bullet"/>
+      <w:lvlText w:val=""/>
+      <w:lvlJc w:val="left"/>
+      <w:pPr>
+        <w:tabs>
+          <w:tab w:val="num" w:pos="4320"/>
+        </w:tabs>
+        <w:ind w:left="4320" w:hanging="360"/>
+      </w:pPr>
+      <w:rPr>
+        <w:rFonts w:ascii="Symbol" w:hAnsi="Symbol" w:hint="default"/>
+        <w:sz w:val="20"/>
+      </w:rPr>
+    </w:lvl>
+    <w:lvl w:ilvl="6" w:tentative="1">
+      <w:start w:val="1"/>
+      <w:numFmt w:val="bullet"/>
+      <w:lvlText w:val=""/>
+      <w:lvlJc w:val="left"/>
+      <w:pPr>
+        <w:tabs>
+          <w:tab w:val="num" w:pos="5040"/>
+        </w:tabs>
+        <w:ind w:left="5040" w:hanging="360"/>
+      </w:pPr>
+      <w:rPr>
+        <w:rFonts w:ascii="Symbol" w:hAnsi="Symbol" w:hint="default"/>
+        <w:sz w:val="20"/>
+      </w:rPr>
+    </w:lvl>
+    <w:lvl w:ilvl="7" w:tentative="1">
+      <w:start w:val="1"/>
+      <w:numFmt w:val="bullet"/>
+      <w:lvlText w:val=""/>
+      <w:lvlJc w:val="left"/>
+      <w:pPr>
+        <w:tabs>
+          <w:tab w:val="num" w:pos="5760"/>
+        </w:tabs>
+        <w:ind w:left="5760" w:hanging="360"/>
+      </w:pPr>
+      <w:rPr>
+        <w:rFonts w:ascii="Symbol" w:hAnsi="Symbol" w:hint="default"/>
+        <w:sz w:val="20"/>
+      </w:rPr>
+    </w:lvl>
+    <w:lvl w:ilvl="8" w:tentative="1">
+      <w:start w:val="1"/>
+      <w:numFmt w:val="bullet"/>
+      <w:lvlText w:val=""/>
+      <w:lvlJc w:val="left"/>
+      <w:pPr>
+        <w:tabs>
+          <w:tab w:val="num" w:pos="6480"/>
+        </w:tabs>
+        <w:ind w:left="6480" w:hanging="360"/>
+      </w:pPr>
+      <w:rPr>
+        <w:rFonts w:ascii="Symbol" w:hAnsi="Symbol" w:hint="default"/>
+        <w:sz w:val="20"/>
+      </w:rPr>
+    </w:lvl>
+  </w:abstractNum>
   <w:num w:numId="1">
-    <w:abstractNumId w:val="4"/>
+    <w:abstractNumId w:val="5"/>
   </w:num>
   <w:num w:numId="2">
-    <w:abstractNumId w:val="7"/>
+    <w:abstractNumId w:val="8"/>
   </w:num>
   <w:num w:numId="3">
     <w:abstractNumId w:val="0"/>
   </w:num>
   <w:num w:numId="4">
+    <w:abstractNumId w:val="4"/>
+  </w:num>
+  <w:num w:numId="5">
+    <w:abstractNumId w:val="6"/>
+  </w:num>
+  <w:num w:numId="6">
+    <w:abstractNumId w:val="2"/>
+  </w:num>
+  <w:num w:numId="7">
+    <w:abstractNumId w:val="7"/>
+  </w:num>
+  <w:num w:numId="8">
     <w:abstractNumId w:val="3"/>
   </w:num>
-  <w:num w:numId="5">
-    <w:abstractNumId w:val="5"/>
+  <w:num w:numId="9">
+    <w:abstractNumId w:val="9"/>
   </w:num>
-  <w:num w:numId="6">
+  <w:num w:numId="10">
     <w:abstractNumId w:val="1"/>
   </w:num>
-  <w:num w:numId="7">
-    <w:abstractNumId w:val="6"/>
-  </w:num>
-  <w:num w:numId="8">
-    <w:abstractNumId w:val="2"/>
+  <w:num w:numId="11">
+    <w:abstractNumId w:val="10"/>
   </w:num>
 </w:numbering>
 </file>
@@ -4929,7 +4418,7 @@
 </file>
 
 <file path=customXml/itemProps1.xml><?xml version="1.0" encoding="utf-8"?>
-<ds:datastoreItem xmlns:ds="http://schemas.openxmlformats.org/officeDocument/2006/customXml" ds:itemID="{B1DD4E8D-6573-4DDA-A441-30F9F580BEF9}">
+<ds:datastoreItem xmlns:ds="http://schemas.openxmlformats.org/officeDocument/2006/customXml" ds:itemID="{33FE2D63-420D-4F68-AD88-21DB249D21AE}">
   <ds:schemaRefs>
     <ds:schemaRef ds:uri="http://schemas.openxmlformats.org/officeDocument/2006/bibliography"/>
   </ds:schemaRefs>
